--- a/GESH_doc.docx
+++ b/GESH_doc.docx
@@ -815,7 +815,7 @@
           <v:shape id="ole_rId3" type="_x0000_tole_rId3" style="position:absolute;margin-left:153pt;margin-top:-80.3pt;width:118.75pt;height:73.35pt;mso-wrap-distance-right:0pt;mso-position-horizontal-relative:text;mso-position-vertical-relative:text" filled="t" fillcolor="#FFFFFF" o:ole="">
             <v:imagedata r:id="rId4" o:title=""/>
           </v:shape>
-          <o:OLEObject Type="Embed" ProgID="" ShapeID="ole_rId3" DrawAspect="Content" ObjectID="_2121028128" r:id="rId3"/>
+          <o:OLEObject Type="Embed" ProgID="" ShapeID="ole_rId3" DrawAspect="Content" ObjectID="_1300005417" r:id="rId3"/>
         </w:object>
       </w:r>
       <w:r>
@@ -16988,8 +16988,118 @@
           <w:rFonts w:cs="B Nazanin"/>
           <w:lang w:bidi="fa-IR"/>
         </w:rPr>
-        <w:t>-</w:t>
-      </w:r>
+        <w:t>-3</w:t>
+      </w:r>
+      <w:r>
+        <w:rPr>
+          <w:rFonts w:cs="B Nazanin"/>
+          <w:rtl w:val="true"/>
+          <w:lang w:bidi="fa-IR"/>
+        </w:rPr>
+        <w:t xml:space="preserve">- </w:t>
+      </w:r>
+      <w:bookmarkEnd w:id="30"/>
+      <w:r>
+        <w:rPr>
+          <w:rFonts w:cs="B Nazanin"/>
+          <w:rtl w:val="true"/>
+          <w:lang w:bidi="fa-IR"/>
+        </w:rPr>
+        <w:t>وب اپلیکیشن</w:t>
+      </w:r>
+    </w:p>
+    <w:p>
+      <w:pPr>
+        <w:pStyle w:val="Normal"/>
+        <w:rPr>
+          <w:rFonts w:cs="B Nazanin"/>
+          <w:lang w:bidi="fa-IR"/>
+        </w:rPr>
+      </w:pPr>
+      <w:r>
+        <w:rPr>
+          <w:rFonts w:cs="B Nazanin"/>
+          <w:rtl w:val="true"/>
+          <w:lang w:bidi="fa-IR"/>
+        </w:rPr>
+      </w:r>
+    </w:p>
+    <w:p>
+      <w:pPr>
+        <w:pStyle w:val="Heading3"/>
+        <w:rPr>
+          <w:rFonts w:cs="B Nazanin"/>
+          <w:lang w:bidi="fa-IR"/>
+        </w:rPr>
+      </w:pPr>
+      <w:r>
+        <w:rPr>
+          <w:rFonts w:cs="B Nazanin"/>
+          <w:lang w:bidi="fa-IR"/>
+        </w:rPr>
+        <w:t>1-2-3</w:t>
+      </w:r>
+      <w:r>
+        <w:rPr>
+          <w:rFonts w:cs="B Nazanin"/>
+          <w:rtl w:val="true"/>
+          <w:lang w:bidi="fa-IR"/>
+        </w:rPr>
+        <w:t xml:space="preserve"> </w:t>
+      </w:r>
+      <w:r>
+        <w:rPr>
+          <w:rFonts w:cs="B Nazanin"/>
+          <w:rtl w:val="true"/>
+          <w:lang w:bidi="fa-IR"/>
+        </w:rPr>
+        <w:t>زیربخش سه سطحی اول</w:t>
+      </w:r>
+    </w:p>
+    <w:p>
+      <w:pPr>
+        <w:pStyle w:val="Normal"/>
+        <w:rPr>
+          <w:rFonts w:cs="B Nazanin"/>
+        </w:rPr>
+      </w:pPr>
+      <w:r>
+        <w:rPr>
+          <w:rFonts w:cs="B Nazanin"/>
+          <w:rtl w:val="true"/>
+        </w:rPr>
+      </w:r>
+    </w:p>
+    <w:p>
+      <w:pPr>
+        <w:pStyle w:val="Normal"/>
+        <w:rPr>
+          <w:rFonts w:cs="B Nazanin"/>
+        </w:rPr>
+      </w:pPr>
+      <w:r>
+        <w:rPr>
+          <w:rFonts w:cs="B Nazanin"/>
+          <w:rtl w:val="true"/>
+        </w:rPr>
+      </w:r>
+    </w:p>
+    <w:p>
+      <w:pPr>
+        <w:pStyle w:val="Heading2"/>
+        <w:rPr>
+          <w:rFonts w:cs="B Nazanin"/>
+          <w:lang w:bidi="fa-IR"/>
+        </w:rPr>
+      </w:pPr>
+      <w:r>
+        <w:rPr>
+          <w:rFonts w:cs="B Nazanin"/>
+          <w:lang w:bidi="fa-IR"/>
+        </w:rPr>
+        <w:t>3-</w:t>
+      </w:r>
+      <w:bookmarkStart w:id="31" w:name="_Toc1652021653"/>
       <w:r>
         <w:rPr>
           <w:rFonts w:cs="B Nazanin"/>
@@ -17005,14 +17115,14 @@
         </w:rPr>
         <w:t xml:space="preserve">- </w:t>
       </w:r>
-      <w:bookmarkEnd w:id="30"/>
-      <w:r>
-        <w:rPr>
-          <w:rFonts w:cs="B Nazanin"/>
-          <w:rtl w:val="true"/>
-          <w:lang w:bidi="fa-IR"/>
-        </w:rPr>
-        <w:t>وب اپلیکیشن</w:t>
+      <w:bookmarkEnd w:id="31"/>
+      <w:r>
+        <w:rPr>
+          <w:rFonts w:cs="B Nazanin"/>
+          <w:rtl w:val="true"/>
+          <w:lang w:bidi="fa-IR"/>
+        </w:rPr>
+        <w:t>مدل تشخیص ناهنجاری</w:t>
       </w:r>
     </w:p>
     <w:p>
@@ -17025,7 +17135,75 @@
       </w:pPr>
       <w:r>
         <w:rPr>
-          <w:rtl w:val="true"/>
+          <w:rFonts w:cs="B Nazanin"/>
+          <w:rtl w:val="true"/>
+          <w:lang w:bidi="fa-IR"/>
+        </w:rPr>
+        <w:t>برای تشخیص خودکار ناهنجاری‌های قلبی به پیاده‌سازی مدل یادگیری ماشین احتیاج داریم</w:t>
+      </w:r>
+      <w:r>
+        <w:rPr>
+          <w:rFonts w:cs="B Nazanin"/>
+          <w:rtl w:val="true"/>
+          <w:lang w:bidi="fa-IR"/>
+        </w:rPr>
+        <w:t xml:space="preserve">. </w:t>
+      </w:r>
+      <w:r>
+        <w:rPr>
+          <w:rFonts w:cs="B Nazanin"/>
+          <w:rtl w:val="true"/>
+          <w:lang w:bidi="fa-IR"/>
+        </w:rPr>
+        <w:t>باید با پیاده‌سازی معماری مناسب مدلی تعریف کنیم که با آموزش روی شمار بالای دادگان نوار قلب، به توانایی دسته‌ بندی ناهنجاری قلبی با دقت مناسب برسد</w:t>
+      </w:r>
+      <w:r>
+        <w:rPr>
+          <w:rFonts w:cs="B Nazanin"/>
+          <w:rtl w:val="true"/>
+          <w:lang w:bidi="fa-IR"/>
+        </w:rPr>
+        <w:t xml:space="preserve">. </w:t>
+      </w:r>
+      <w:r>
+        <w:rPr>
+          <w:rFonts w:cs="B Nazanin"/>
+          <w:rtl w:val="true"/>
+          <w:lang w:bidi="fa-IR"/>
+        </w:rPr>
+        <w:t>معماری مبنا برای این پروژه از مقاله ژنگ و همکاران گرفته شده است</w:t>
+      </w:r>
+      <w:r>
+        <w:rPr>
+          <w:rFonts w:cs="B Nazanin"/>
+          <w:rtl w:val="true"/>
+          <w:lang w:bidi="fa-IR"/>
+        </w:rPr>
+        <w:t>.</w:t>
+      </w:r>
+      <w:r>
+        <w:rPr>
+          <w:rStyle w:val="EndnoteAnchor"/>
+          <w:rFonts w:cs="B Nazanin"/>
+          <w:rtl w:val="true"/>
+          <w:lang w:bidi="fa-IR"/>
+        </w:rPr>
+        <w:endnoteReference w:id="3"/>
+      </w:r>
+    </w:p>
+    <w:p>
+      <w:pPr>
+        <w:pStyle w:val="Normal"/>
+        <w:rPr>
+          <w:rFonts w:cs="B Nazanin"/>
+          <w:lang w:bidi="fa-IR"/>
+        </w:rPr>
+      </w:pPr>
+      <w:r>
+        <w:rPr>
+          <w:rFonts w:cs="B Nazanin"/>
+          <w:rtl w:val="true"/>
+          <w:lang w:bidi="fa-IR"/>
         </w:rPr>
       </w:r>
     </w:p>
@@ -17042,14 +17220,7 @@
           <w:rFonts w:cs="B Nazanin"/>
           <w:lang w:bidi="fa-IR"/>
         </w:rPr>
-        <w:t>1-2-</w:t>
-      </w:r>
-      <w:r>
-        <w:rPr>
-          <w:rFonts w:cs="B Nazanin"/>
-          <w:lang w:bidi="fa-IR"/>
-        </w:rPr>
-        <w:t>3</w:t>
+        <w:t>1-3-3</w:t>
       </w:r>
       <w:r>
         <w:rPr>
@@ -17065,6 +17236,563 @@
           <w:rtl w:val="true"/>
           <w:lang w:bidi="fa-IR"/>
         </w:rPr>
+        <w:t>مقدمه‌ای بر معماری‌های رایج</w:t>
+      </w:r>
+      <w:r>
+        <w:rPr>
+          <w:rFonts w:cs="B Nazanin"/>
+          <w:rtl w:val="true"/>
+          <w:lang w:bidi="fa-IR"/>
+        </w:rPr>
+        <w:t xml:space="preserve"> </w:t>
+      </w:r>
+    </w:p>
+    <w:p>
+      <w:pPr>
+        <w:pStyle w:val="Normal"/>
+        <w:rPr>
+          <w:rFonts w:cs="B Nazanin"/>
+          <w:lang w:bidi="fa-IR"/>
+        </w:rPr>
+      </w:pPr>
+      <w:r>
+        <w:rPr>
+          <w:rFonts w:cs="B Nazanin"/>
+          <w:rtl w:val="true"/>
+          <w:lang w:bidi="fa-IR"/>
+        </w:rPr>
+        <w:t xml:space="preserve">با معرفی ترنسفوررها در سال </w:t>
+      </w:r>
+      <w:r>
+        <w:rPr>
+          <w:rFonts w:cs="B Nazanin"/>
+          <w:lang w:bidi="fa-IR"/>
+        </w:rPr>
+        <w:t>۲۰۱۷</w:t>
+      </w:r>
+      <w:r>
+        <w:rPr>
+          <w:rFonts w:cs="B Nazanin"/>
+          <w:rtl w:val="true"/>
+          <w:lang w:bidi="fa-IR"/>
+        </w:rPr>
+        <w:t xml:space="preserve"> توسط ووانی و همکاران</w:t>
+      </w:r>
+      <w:r>
+        <w:rPr>
+          <w:rStyle w:val="EndnoteAnchor"/>
+          <w:rFonts w:cs="B Nazanin"/>
+          <w:rtl w:val="true"/>
+          <w:lang w:bidi="fa-IR"/>
+        </w:rPr>
+        <w:endnoteReference w:id="4"/>
+      </w:r>
+      <w:r>
+        <w:rPr>
+          <w:rFonts w:cs="B Nazanin"/>
+          <w:rtl w:val="true"/>
+          <w:lang w:bidi="fa-IR"/>
+        </w:rPr>
+        <w:t xml:space="preserve"> </w:t>
+      </w:r>
+      <w:r>
+        <w:rPr>
+          <w:rFonts w:cs="B Nazanin"/>
+          <w:rtl w:val="true"/>
+          <w:lang w:bidi="fa-IR"/>
+        </w:rPr>
+        <w:t>انقلاب بزرگی در زمینه مدل‌های زبانی پدید آمد</w:t>
+      </w:r>
+      <w:r>
+        <w:rPr>
+          <w:rFonts w:cs="B Nazanin"/>
+          <w:rtl w:val="true"/>
+          <w:lang w:bidi="fa-IR"/>
+        </w:rPr>
+        <w:t xml:space="preserve">. </w:t>
+      </w:r>
+      <w:r>
+        <w:rPr>
+          <w:rFonts w:cs="B Nazanin"/>
+          <w:rtl w:val="true"/>
+          <w:lang w:bidi="fa-IR"/>
+        </w:rPr>
+        <w:t xml:space="preserve">مکانیسم </w:t>
+      </w:r>
+      <w:r>
+        <w:rPr>
+          <w:rFonts w:cs="B Nazanin"/>
+          <w:lang w:bidi="fa-IR"/>
+        </w:rPr>
+        <w:t>attention</w:t>
+      </w:r>
+      <w:r>
+        <w:rPr>
+          <w:rFonts w:cs="B Nazanin"/>
+          <w:rtl w:val="true"/>
+          <w:lang w:bidi="fa-IR"/>
+        </w:rPr>
+        <w:t xml:space="preserve"> </w:t>
+      </w:r>
+      <w:r>
+        <w:rPr>
+          <w:rFonts w:cs="B Nazanin"/>
+          <w:rtl w:val="true"/>
+          <w:lang w:bidi="fa-IR"/>
+        </w:rPr>
+        <w:t>برخلاف معماری‌های رایج آن روز می‌توان وابستگی‌های کلی متون را پیدا کند و پاسخ‌هایی بهتر مدل‌های گذشته تولید کند</w:t>
+      </w:r>
+      <w:r>
+        <w:rPr>
+          <w:rFonts w:cs="B Nazanin"/>
+          <w:rtl w:val="true"/>
+          <w:lang w:bidi="fa-IR"/>
+        </w:rPr>
+        <w:t xml:space="preserve">. </w:t>
+      </w:r>
+      <w:r>
+        <w:rPr>
+          <w:rFonts w:cs="B Nazanin"/>
+          <w:rtl w:val="true"/>
+          <w:lang w:bidi="fa-IR"/>
+        </w:rPr>
+        <w:t xml:space="preserve">توسعه سامانه‌های </w:t>
+      </w:r>
+      <w:r>
+        <w:rPr>
+          <w:rFonts w:cs="B Nazanin"/>
+          <w:lang w:bidi="fa-IR"/>
+        </w:rPr>
+        <w:t>LLM</w:t>
+      </w:r>
+      <w:r>
+        <w:rPr>
+          <w:rFonts w:cs="B Nazanin"/>
+          <w:rtl w:val="true"/>
+          <w:lang w:bidi="fa-IR"/>
+        </w:rPr>
+        <w:t xml:space="preserve"> </w:t>
+      </w:r>
+      <w:r>
+        <w:rPr>
+          <w:rFonts w:cs="B Nazanin"/>
+          <w:rtl w:val="true"/>
+          <w:lang w:bidi="fa-IR"/>
+        </w:rPr>
+        <w:t>در چند سال گذشته مدیون این معماری جدید است</w:t>
+      </w:r>
+      <w:r>
+        <w:rPr>
+          <w:rFonts w:cs="B Nazanin"/>
+          <w:rtl w:val="true"/>
+          <w:lang w:bidi="fa-IR"/>
+        </w:rPr>
+        <w:t xml:space="preserve">. </w:t>
+      </w:r>
+    </w:p>
+    <w:p>
+      <w:pPr>
+        <w:pStyle w:val="Normal"/>
+        <w:rPr>
+          <w:rFonts w:cs="B Nazanin"/>
+          <w:lang w:bidi="fa-IR"/>
+        </w:rPr>
+      </w:pPr>
+      <w:r>
+        <w:rPr>
+          <w:rFonts w:cs="B Nazanin"/>
+          <w:rtl w:val="true"/>
+          <w:lang w:bidi="fa-IR"/>
+        </w:rPr>
+        <w:t>بعد از کاربرد گسترده ترنسفورمرها در حوزه متن، دانشمندان علوم رایانه به این فکر افتادند از این قابلیت برای مدل‌هایی در حوزه های دیگر بهره ببرند</w:t>
+      </w:r>
+      <w:r>
+        <w:rPr>
+          <w:rFonts w:cs="B Nazanin"/>
+          <w:rtl w:val="true"/>
+          <w:lang w:bidi="fa-IR"/>
+        </w:rPr>
+        <w:t xml:space="preserve">. </w:t>
+      </w:r>
+      <w:r>
+        <w:rPr>
+          <w:rFonts w:cs="B Nazanin"/>
+          <w:rtl w:val="true"/>
+          <w:lang w:bidi="fa-IR"/>
+        </w:rPr>
+        <w:t>تا آن زمان معماری مورد توجه برای پردازش‌های تصویری شبکه‌های کانولوشنی بود</w:t>
+      </w:r>
+      <w:r>
+        <w:rPr>
+          <w:rFonts w:cs="B Nazanin"/>
+          <w:rtl w:val="true"/>
+          <w:lang w:bidi="fa-IR"/>
+        </w:rPr>
+        <w:t xml:space="preserve">. </w:t>
+      </w:r>
+      <w:r>
+        <w:rPr>
+          <w:rFonts w:cs="B Nazanin"/>
+          <w:rtl w:val="true"/>
+          <w:lang w:bidi="fa-IR"/>
+        </w:rPr>
+        <w:t>شبکه‌های کانولوشنی با قدر زیادی که در درک وابستگی‌های محلی دارند، از درک وابستگی‌های کلی مخصوصاً اگر اندازه داده بزرگ باشد، ناتوان هستند</w:t>
+      </w:r>
+      <w:r>
+        <w:rPr>
+          <w:rFonts w:cs="B Nazanin"/>
+          <w:rtl w:val="true"/>
+          <w:lang w:bidi="fa-IR"/>
+        </w:rPr>
+        <w:t xml:space="preserve">. </w:t>
+      </w:r>
+      <w:r>
+        <w:rPr>
+          <w:rFonts w:cs="B Nazanin"/>
+          <w:rtl w:val="true"/>
+          <w:lang w:bidi="fa-IR"/>
+        </w:rPr>
+        <w:t xml:space="preserve">. </w:t>
+      </w:r>
+      <w:r>
+        <w:rPr>
+          <w:rFonts w:cs="B Nazanin"/>
+          <w:rtl w:val="true"/>
+          <w:lang w:bidi="fa-IR"/>
+        </w:rPr>
+        <w:t>چالش اصلی در اینجا تفاوت ماهوی حوزه‌هایی مانند سیگنال و تصویر با حوزه متن است</w:t>
+      </w:r>
+      <w:r>
+        <w:rPr>
+          <w:rFonts w:cs="B Nazanin"/>
+          <w:rtl w:val="true"/>
+          <w:lang w:bidi="fa-IR"/>
+        </w:rPr>
+        <w:t xml:space="preserve">. </w:t>
+      </w:r>
+      <w:r>
+        <w:rPr>
+          <w:rFonts w:cs="B Nazanin"/>
+          <w:rtl w:val="true"/>
+          <w:lang w:bidi="fa-IR"/>
+        </w:rPr>
+        <w:t>در حوزه متن واژگان و توکن ها اجزای تشکیل‌دهنده متن را تشکیل می‌دهند اما در حوزه‌‌ای مانند تصویر پیکسل‌ها اجزای اصلی تصویر را تشکیل می‌دهند</w:t>
+      </w:r>
+      <w:r>
+        <w:rPr>
+          <w:rFonts w:cs="B Nazanin"/>
+          <w:rtl w:val="true"/>
+          <w:lang w:bidi="fa-IR"/>
+        </w:rPr>
+        <w:t xml:space="preserve">. </w:t>
+      </w:r>
+      <w:r>
+        <w:rPr>
+          <w:rFonts w:cs="B Nazanin"/>
+          <w:rtl w:val="true"/>
+          <w:lang w:bidi="fa-IR"/>
+        </w:rPr>
+        <w:t>اعمال یکباره مدل‌هایی بر پایه ترنسفورمر روی تصویری با شمار بسیار زیاد پیکسل سبب می‌شود آموزش مدل کند شود، ارتباطات به درستی تشخیص داده نشود و کارایی مطلوب حاصل نشود</w:t>
+      </w:r>
+      <w:r>
+        <w:rPr>
+          <w:rFonts w:cs="B Nazanin"/>
+          <w:rtl w:val="true"/>
+          <w:lang w:bidi="fa-IR"/>
+        </w:rPr>
+        <w:t xml:space="preserve">. </w:t>
+      </w:r>
+      <w:r>
+        <w:rPr>
+          <w:rFonts w:cs="B Nazanin"/>
+          <w:rtl w:val="true"/>
+          <w:lang w:bidi="fa-IR"/>
+        </w:rPr>
+        <w:t>دوسوویسکی و همکاران در سال</w:t>
+      </w:r>
+      <w:r>
+        <w:rPr>
+          <w:rFonts w:cs="B Nazanin"/>
+          <w:lang w:bidi="fa-IR"/>
+        </w:rPr>
+        <w:t>2021</w:t>
+      </w:r>
+      <w:r>
+        <w:rPr>
+          <w:rFonts w:cs="B Nazanin"/>
+          <w:rtl w:val="true"/>
+          <w:lang w:bidi="fa-IR"/>
+        </w:rPr>
+        <w:t xml:space="preserve"> </w:t>
+      </w:r>
+      <w:r>
+        <w:rPr>
+          <w:rFonts w:cs="B Nazanin"/>
+          <w:rtl w:val="true"/>
+          <w:lang w:bidi="fa-IR"/>
+        </w:rPr>
+        <w:t>راه حلی برای این چالش ارائه کردند</w:t>
+      </w:r>
+      <w:r>
+        <w:rPr>
+          <w:rStyle w:val="EndnoteAnchor"/>
+          <w:rFonts w:cs="B Nazanin"/>
+          <w:rtl w:val="true"/>
+          <w:lang w:bidi="fa-IR"/>
+        </w:rPr>
+        <w:endnoteReference w:id="5"/>
+      </w:r>
+      <w:r>
+        <w:rPr>
+          <w:rFonts w:cs="B Nazanin"/>
+          <w:rtl w:val="true"/>
+          <w:lang w:bidi="fa-IR"/>
+        </w:rPr>
+        <w:t xml:space="preserve">. </w:t>
+      </w:r>
+      <w:r>
+        <w:rPr>
+          <w:rFonts w:cs="B Nazanin"/>
+          <w:rtl w:val="true"/>
+          <w:lang w:bidi="fa-IR"/>
+        </w:rPr>
+        <w:t>آن‌ها پیشنهاد کردند هر تصویر قطعه قطعه شود و هر قطعه مانند آنچه واژگان و توکن‌ها در مدل های متنی هستند، دیده شود</w:t>
+      </w:r>
+      <w:r>
+        <w:rPr>
+          <w:rFonts w:cs="B Nazanin"/>
+          <w:rtl w:val="true"/>
+          <w:lang w:bidi="fa-IR"/>
+        </w:rPr>
+        <w:t xml:space="preserve">. </w:t>
+      </w:r>
+      <w:r>
+        <w:rPr>
+          <w:rFonts w:cs="B Nazanin"/>
+          <w:rtl w:val="true"/>
+          <w:lang w:bidi="fa-IR"/>
+        </w:rPr>
+        <w:t>این چنین یک تصویر با شمار زیادی پیکسل به تعداد معدودی توکن تبدیل می‌شود که طراحی مدل های مبنی بر ترنسفورمر برای آن‌ها را ممکن می‌کند</w:t>
+      </w:r>
+      <w:r>
+        <w:rPr>
+          <w:rFonts w:cs="B Nazanin"/>
+          <w:rtl w:val="true"/>
+          <w:lang w:bidi="fa-IR"/>
+        </w:rPr>
+        <w:t xml:space="preserve">. </w:t>
+      </w:r>
+      <w:r>
+        <w:rPr>
+          <w:rFonts w:cs="B Nazanin"/>
+          <w:rtl w:val="true"/>
+          <w:lang w:bidi="fa-IR"/>
+        </w:rPr>
+        <w:t>لازم به ذکر است خروجی مدل‌ها و ماهیت آن به فلسفه طراحی مرتبط می‌شود، مثل شناسایی اشیاء، تشخیص چهره و موارد دیگر</w:t>
+      </w:r>
+      <w:r>
+        <w:rPr>
+          <w:rFonts w:cs="B Nazanin"/>
+          <w:rtl w:val="true"/>
+          <w:lang w:bidi="fa-IR"/>
+        </w:rPr>
+        <w:t>.</w:t>
+      </w:r>
+    </w:p>
+    <w:p>
+      <w:pPr>
+        <w:pStyle w:val="Normal"/>
+        <w:rPr>
+          <w:rFonts w:cs="B Nazanin"/>
+          <w:lang w:bidi="fa-IR"/>
+        </w:rPr>
+      </w:pPr>
+      <w:r>
+        <w:rPr>
+          <w:rtl w:val="true"/>
+        </w:rPr>
+      </w:r>
+    </w:p>
+    <w:p>
+      <w:pPr>
+        <w:pStyle w:val="Normal"/>
+        <w:rPr>
+          <w:rFonts w:cs="B Nazanin"/>
+          <w:lang w:bidi="fa-IR"/>
+        </w:rPr>
+      </w:pPr>
+      <w:r>
+        <w:rPr>
+          <w:rFonts w:cs="B Nazanin"/>
+          <w:rtl w:val="true"/>
+          <w:lang w:bidi="fa-IR"/>
+        </w:rPr>
+      </w:r>
+    </w:p>
+    <w:p>
+      <w:pPr>
+        <w:pStyle w:val="Heading3"/>
+        <w:rPr>
+          <w:rFonts w:cs="B Nazanin"/>
+          <w:lang w:bidi="fa-IR"/>
+        </w:rPr>
+      </w:pPr>
+      <w:r>
+        <w:rPr>
+          <w:rFonts w:cs="B Nazanin"/>
+          <w:lang w:bidi="fa-IR"/>
+        </w:rPr>
+        <w:t>1-3-3</w:t>
+      </w:r>
+      <w:r>
+        <w:rPr>
+          <w:rFonts w:cs="B Nazanin"/>
+          <w:rtl w:val="true"/>
+          <w:lang w:bidi="fa-IR"/>
+        </w:rPr>
+        <w:t xml:space="preserve"> </w:t>
+      </w:r>
+      <w:r>
+        <w:rPr>
+          <w:rFonts w:cs="B Nazanin"/>
+          <w:rtl w:val="true"/>
+          <w:lang w:bidi="fa-IR"/>
+        </w:rPr>
+        <w:t>معماری مدل یادگیری</w:t>
+      </w:r>
+      <w:r>
+        <w:rPr>
+          <w:rFonts w:cs="B Nazanin"/>
+          <w:rtl w:val="true"/>
+          <w:lang w:bidi="fa-IR"/>
+        </w:rPr>
+        <w:tab/>
+      </w:r>
+    </w:p>
+    <w:p>
+      <w:pPr>
+        <w:pStyle w:val="Normal"/>
+        <w:rPr>
+          <w:rFonts w:cs="B Nazanin"/>
+          <w:lang w:bidi="fa-IR"/>
+        </w:rPr>
+      </w:pPr>
+      <w:r>
+        <w:rPr>
+          <w:rFonts w:cs="B Nazanin"/>
+          <w:rtl w:val="true"/>
+          <w:lang w:bidi="fa-IR"/>
+        </w:rPr>
+        <w:t>همانطور که در مقاله مرجع آمده است، این مدل از یک معماری دو شاخه استفاده می‌کند</w:t>
+      </w:r>
+      <w:r>
+        <w:rPr>
+          <w:rFonts w:cs="B Nazanin"/>
+          <w:rtl w:val="true"/>
+          <w:lang w:bidi="fa-IR"/>
+        </w:rPr>
+        <w:t xml:space="preserve">. </w:t>
+      </w:r>
+      <w:r>
+        <w:rPr>
+          <w:rFonts w:cs="B Nazanin"/>
+          <w:rtl w:val="true"/>
+          <w:lang w:bidi="fa-IR"/>
+        </w:rPr>
+        <w:t>در این مدل از قابلیت درک وابستگی‌های محلی شبکه‌های کانولوشنی و درک وابستگی‌های کلی ترنسفورمرها استفاده شده است</w:t>
+      </w:r>
+      <w:r>
+        <w:rPr>
+          <w:rFonts w:cs="B Nazanin"/>
+          <w:rtl w:val="true"/>
+          <w:lang w:bidi="fa-IR"/>
+        </w:rPr>
+        <w:t>.</w:t>
+      </w:r>
+      <w:r>
+        <w:rPr>
+          <w:rFonts w:cs="B Nazanin"/>
+          <w:rtl w:val="true"/>
+          <w:lang w:bidi="fa-IR"/>
+        </w:rPr>
+        <w:t xml:space="preserve"> </w:t>
+      </w:r>
+      <w:r>
+        <w:rPr>
+          <w:rFonts w:cs="B Nazanin"/>
+          <w:rtl w:val="true"/>
+          <w:lang w:bidi="fa-IR"/>
+        </w:rPr>
+        <w:t>در شکل زیر معماری این شبکه را مشاهده می‌کنید</w:t>
+      </w:r>
+      <w:r>
+        <w:rPr>
+          <w:rFonts w:cs="B Nazanin"/>
+          <w:rtl w:val="true"/>
+          <w:lang w:bidi="fa-IR"/>
+        </w:rPr>
+        <w:t>.</w:t>
+      </w:r>
+    </w:p>
+    <w:p>
+      <w:pPr>
+        <w:pStyle w:val="Normal"/>
+        <w:rPr>
+          <w:rFonts w:cs="B Nazanin"/>
+          <w:lang w:bidi="fa-IR"/>
+        </w:rPr>
+      </w:pPr>
+      <w:r>
+        <w:rPr>
+          <w:rtl w:val="true"/>
+        </w:rPr>
+      </w:r>
+    </w:p>
+    <w:p>
+      <w:pPr>
+        <w:pStyle w:val="Normal"/>
+        <w:rPr>
+          <w:rFonts w:cs="B Nazanin"/>
+          <w:lang w:bidi="fa-IR"/>
+        </w:rPr>
+      </w:pPr>
+      <w:r>
+        <w:rPr>
+          <w:rFonts w:cs="B Nazanin"/>
+          <w:rtl w:val="true"/>
+          <w:lang w:bidi="fa-IR"/>
+        </w:rPr>
+      </w:r>
+    </w:p>
+    <w:p>
+      <w:pPr>
+        <w:pStyle w:val="Heading3"/>
+        <w:rPr>
+          <w:rFonts w:cs="B Nazanin"/>
+          <w:lang w:bidi="fa-IR"/>
+        </w:rPr>
+      </w:pPr>
+      <w:r>
+        <w:rPr>
+          <w:rFonts w:cs="B Nazanin"/>
+          <w:lang w:bidi="fa-IR"/>
+        </w:rPr>
+        <w:t>1-3-3</w:t>
+      </w:r>
+      <w:r>
+        <w:rPr>
+          <w:rFonts w:cs="B Nazanin"/>
+          <w:rtl w:val="true"/>
+          <w:lang w:bidi="fa-IR"/>
+        </w:rPr>
+        <w:t xml:space="preserve"> </w:t>
+      </w:r>
+      <w:r>
+        <w:rPr>
+          <w:rFonts w:cs="B Nazanin"/>
+          <w:rtl w:val="true"/>
+          <w:lang w:bidi="fa-IR"/>
+        </w:rPr>
         <w:t>زیربخش سه سطحی اول</w:t>
       </w:r>
     </w:p>
@@ -17073,12 +17801,14 @@
         <w:pStyle w:val="Normal"/>
         <w:rPr>
           <w:rFonts w:cs="B Nazanin"/>
-        </w:rPr>
-      </w:pPr>
-      <w:r>
-        <w:rPr>
-          <w:rFonts w:cs="B Nazanin"/>
-          <w:rtl w:val="true"/>
+          <w:lang w:bidi="fa-IR"/>
+        </w:rPr>
+      </w:pPr>
+      <w:r>
+        <w:rPr>
+          <w:rFonts w:cs="B Nazanin"/>
+          <w:rtl w:val="true"/>
+          <w:lang w:bidi="fa-IR"/>
         </w:rPr>
       </w:r>
     </w:p>
@@ -17098,117 +17828,16 @@
     </w:p>
     <w:p>
       <w:pPr>
-        <w:pStyle w:val="Heading2"/>
-        <w:rPr>
-          <w:rFonts w:cs="B Nazanin"/>
-          <w:lang w:bidi="fa-IR"/>
-        </w:rPr>
-      </w:pPr>
-      <w:r>
-        <w:rPr>
-          <w:rFonts w:cs="B Nazanin"/>
-          <w:lang w:bidi="fa-IR"/>
-        </w:rPr>
-        <w:t>3</w:t>
-      </w:r>
-      <w:r>
-        <w:rPr>
-          <w:rFonts w:cs="B Nazanin"/>
-          <w:lang w:bidi="fa-IR"/>
-        </w:rPr>
-        <w:t>-</w:t>
-      </w:r>
-      <w:bookmarkStart w:id="31" w:name="_Toc1652021653"/>
-      <w:r>
-        <w:rPr>
-          <w:rFonts w:cs="B Nazanin"/>
-          <w:lang w:bidi="fa-IR"/>
-        </w:rPr>
-        <w:t>3</w:t>
-      </w:r>
-      <w:r>
-        <w:rPr>
-          <w:rFonts w:cs="B Nazanin"/>
-          <w:rtl w:val="true"/>
-          <w:lang w:bidi="fa-IR"/>
-        </w:rPr>
-        <w:t xml:space="preserve">- </w:t>
-      </w:r>
-      <w:bookmarkEnd w:id="31"/>
-      <w:r>
-        <w:rPr>
-          <w:rFonts w:cs="B Nazanin"/>
-          <w:rtl w:val="true"/>
-          <w:lang w:bidi="fa-IR"/>
-        </w:rPr>
-        <w:t>مدل تشخیص ناهنجاری</w:t>
-      </w:r>
-    </w:p>
-    <w:p>
-      <w:pPr>
         <w:pStyle w:val="Normal"/>
         <w:rPr>
           <w:rFonts w:cs="B Nazanin"/>
-          <w:lang w:bidi="fa-IR"/>
-        </w:rPr>
-      </w:pPr>
-      <w:r>
-        <w:rPr>
-          <w:rtl w:val="true"/>
-        </w:rPr>
-      </w:r>
-    </w:p>
-    <w:p>
-      <w:pPr>
-        <w:pStyle w:val="Heading3"/>
-        <w:rPr>
-          <w:rFonts w:cs="B Nazanin"/>
-          <w:lang w:bidi="fa-IR"/>
-        </w:rPr>
-      </w:pPr>
-      <w:r>
-        <w:rPr>
-          <w:rFonts w:cs="B Nazanin"/>
-          <w:lang w:bidi="fa-IR"/>
-        </w:rPr>
-        <w:t>1-</w:t>
-      </w:r>
-      <w:r>
-        <w:rPr>
-          <w:rFonts w:cs="B Nazanin"/>
-          <w:lang w:bidi="fa-IR"/>
-        </w:rPr>
-        <w:t>3</w:t>
-      </w:r>
-      <w:r>
-        <w:rPr>
-          <w:rFonts w:cs="B Nazanin"/>
-          <w:lang w:bidi="fa-IR"/>
-        </w:rPr>
-        <w:t>-</w:t>
-      </w:r>
-      <w:r>
-        <w:rPr>
-          <w:rFonts w:cs="B Nazanin"/>
-          <w:lang w:bidi="fa-IR"/>
-        </w:rPr>
-        <w:t>3</w:t>
-      </w:r>
-      <w:r>
-        <w:rPr>
-          <w:rFonts w:cs="B Nazanin"/>
-          <w:rtl w:val="true"/>
-          <w:lang w:bidi="fa-IR"/>
-        </w:rPr>
-        <w:t xml:space="preserve"> </w:t>
-      </w:r>
-      <w:r>
-        <w:rPr>
-          <w:rFonts w:cs="B Nazanin"/>
-          <w:rtl w:val="true"/>
-          <w:lang w:bidi="fa-IR"/>
-        </w:rPr>
-        <w:t>زیربخش سه سطحی اول</w:t>
+        </w:rPr>
+      </w:pPr>
+      <w:r>
+        <w:rPr>
+          <w:rFonts w:cs="B Nazanin"/>
+          <w:rtl w:val="true"/>
+        </w:rPr>
       </w:r>
     </w:p>
     <w:p>
@@ -17216,11 +17845,11 @@
         <w:pStyle w:val="Normal"/>
         <w:rPr>
           <w:rFonts w:cs="B Nazanin"/>
-          <w:lang w:bidi="fa-IR"/>
-        </w:rPr>
-      </w:pPr>
-      <w:r>
-        <w:rPr>
+        </w:rPr>
+      </w:pPr>
+      <w:r>
+        <w:rPr>
+          <w:rFonts w:cs="B Nazanin"/>
           <w:rtl w:val="true"/>
         </w:rPr>
       </w:r>
@@ -17364,48 +17993,9 @@
           <w:rtl w:val="true"/>
         </w:rPr>
       </w:r>
-    </w:p>
-    <w:p>
-      <w:pPr>
-        <w:pStyle w:val="Normal"/>
-        <w:rPr>
-          <w:rFonts w:cs="B Nazanin"/>
-        </w:rPr>
-      </w:pPr>
-      <w:r>
-        <w:rPr>
-          <w:rFonts w:cs="B Nazanin"/>
-          <w:rtl w:val="true"/>
-        </w:rPr>
-      </w:r>
-    </w:p>
-    <w:p>
-      <w:pPr>
-        <w:pStyle w:val="Normal"/>
-        <w:rPr>
-          <w:rFonts w:cs="B Nazanin"/>
-        </w:rPr>
-      </w:pPr>
-      <w:r>
-        <w:rPr>
-          <w:rFonts w:cs="B Nazanin"/>
-          <w:rtl w:val="true"/>
-        </w:rPr>
-      </w:r>
-    </w:p>
-    <w:p>
-      <w:pPr>
-        <w:pStyle w:val="Normal"/>
-        <w:rPr>
-          <w:rFonts w:cs="B Nazanin"/>
-        </w:rPr>
-      </w:pPr>
-      <w:r>
-        <w:rPr>
-          <w:rFonts w:cs="B Nazanin"/>
-          <w:rtl w:val="true"/>
-        </w:rPr>
-      </w:r>
+      <w:bookmarkStart w:id="32" w:name="__RefHeading___Toc1228_4132671640"/>
+      <w:bookmarkStart w:id="33" w:name="__RefHeading___Toc1228_4132671640"/>
+      <w:bookmarkEnd w:id="33"/>
     </w:p>
     <w:p>
       <w:pPr>
@@ -17430,9 +18020,9 @@
           <w:lang w:bidi="fa-IR"/>
         </w:rPr>
       </w:pPr>
-      <w:bookmarkStart w:id="32" w:name="__RefHeading___Toc1228_4132671640"/>
-      <w:bookmarkStart w:id="33" w:name="_Toc165202169"/>
-      <w:bookmarkEnd w:id="32"/>
+      <w:bookmarkStart w:id="34" w:name="__RefHeading___Toc1228_4132671640"/>
+      <w:bookmarkStart w:id="35" w:name="_Toc165202169"/>
+      <w:bookmarkEnd w:id="34"/>
       <w:r>
         <w:rPr>
           <w:rFonts w:cs="B Nazanin"/>
@@ -17470,9 +18060,17 @@
           <w:rtl w:val="true"/>
           <w:lang w:bidi="fa-IR"/>
         </w:rPr>
-        <w:t>جمع‌بندي</w:t>
-      </w:r>
-      <w:bookmarkEnd w:id="33"/>
+        <w:t>جمع‌بند</w:t>
+      </w:r>
+      <w:bookmarkEnd w:id="35"/>
+      <w:r>
+        <w:rPr>
+          <w:rFonts w:cs="B Nazanin"/>
+          <w:rtl w:val="true"/>
+          <w:lang w:bidi="fa-IR"/>
+        </w:rPr>
+        <w:t>ي</w:t>
+      </w:r>
     </w:p>
     <w:p>
       <w:pPr>
@@ -17482,9 +18080,9 @@
           <w:lang w:bidi="fa-IR"/>
         </w:rPr>
       </w:pPr>
-      <w:bookmarkStart w:id="34" w:name="__RefHeading___Toc1230_4132671640"/>
-      <w:bookmarkStart w:id="35" w:name="_Toc165202170"/>
-      <w:bookmarkEnd w:id="34"/>
+      <w:bookmarkStart w:id="36" w:name="__RefHeading___Toc1230_4132671640"/>
+      <w:bookmarkStart w:id="37" w:name="_Toc165202170"/>
+      <w:bookmarkEnd w:id="36"/>
       <w:r>
         <w:rPr>
           <w:rFonts w:cs="B Nazanin"/>
@@ -17501,7 +18099,7 @@
         </w:rPr>
         <w:br/>
       </w:r>
-      <w:bookmarkEnd w:id="35"/>
+      <w:bookmarkEnd w:id="37"/>
       <w:r>
         <mc:AlternateContent>
           <mc:Choice Requires="wps">
@@ -17614,9 +18212,9 @@
           <w:lang w:bidi="fa-IR"/>
         </w:rPr>
       </w:pPr>
-      <w:bookmarkStart w:id="36" w:name="__RefHeading___Toc1232_4132671640"/>
-      <w:bookmarkStart w:id="37" w:name="_Toc165202171"/>
-      <w:bookmarkEnd w:id="36"/>
+      <w:bookmarkStart w:id="38" w:name="__RefHeading___Toc1232_4132671640"/>
+      <w:bookmarkStart w:id="39" w:name="_Toc165202171"/>
+      <w:bookmarkEnd w:id="38"/>
       <w:r>
         <w:rPr>
           <w:rFonts w:cs="B Nazanin"/>
@@ -17640,7 +18238,7 @@
         </w:rPr>
         <w:t>مقدمه</w:t>
       </w:r>
-      <w:bookmarkEnd w:id="37"/>
+      <w:bookmarkEnd w:id="39"/>
     </w:p>
     <w:p>
       <w:pPr>
@@ -17929,9 +18527,12 @@
           <w:lang w:bidi="fa-IR"/>
         </w:rPr>
       </w:r>
-      <w:bookmarkStart w:id="38" w:name="__RefHeading___Toc1234_4132671640"/>
-      <w:bookmarkStart w:id="39" w:name="__RefHeading___Toc1234_4132671640"/>
-      <w:bookmarkEnd w:id="39"/>
+      <w:bookmarkStart w:id="40" w:name="__RefHeading___Toc1234_4132671640"/>
+      <w:bookmarkStart w:id="41" w:name="__RefHeading___Toc1234_41326716401"/>
+      <w:bookmarkStart w:id="42" w:name="__RefHeading___Toc1234_4132671640"/>
+      <w:bookmarkStart w:id="43" w:name="__RefHeading___Toc1234_41326716401"/>
+      <w:bookmarkEnd w:id="42"/>
+      <w:bookmarkEnd w:id="43"/>
     </w:p>
     <w:p>
       <w:pPr>
@@ -17956,9 +18557,9 @@
           <w:lang w:bidi="fa-IR"/>
         </w:rPr>
       </w:pPr>
-      <w:bookmarkStart w:id="40" w:name="__RefHeading___Toc1234_4132671640"/>
-      <w:bookmarkStart w:id="41" w:name="_Toc165202172"/>
-      <w:bookmarkEnd w:id="40"/>
+      <w:bookmarkStart w:id="44" w:name="__RefHeading___Toc1234_41326716401"/>
+      <w:bookmarkStart w:id="45" w:name="_Toc165202172"/>
+      <w:bookmarkEnd w:id="44"/>
       <w:r>
         <w:rPr>
           <w:rFonts w:cs="B Nazanin"/>
@@ -17996,16 +18597,16 @@
           <w:rtl w:val="true"/>
           <w:lang w:bidi="fa-IR"/>
         </w:rPr>
-        <w:t>جمع‌بند</w:t>
-      </w:r>
-      <w:bookmarkEnd w:id="41"/>
-      <w:r>
-        <w:rPr>
-          <w:rFonts w:cs="B Nazanin"/>
-          <w:rtl w:val="true"/>
-          <w:lang w:bidi="fa-IR"/>
-        </w:rPr>
-        <w:t>ي</w:t>
+        <w:t>جمع‌بن</w:t>
+      </w:r>
+      <w:bookmarkEnd w:id="45"/>
+      <w:r>
+        <w:rPr>
+          <w:rFonts w:cs="B Nazanin"/>
+          <w:rtl w:val="true"/>
+          <w:lang w:bidi="fa-IR"/>
+        </w:rPr>
+        <w:t>دي</w:t>
       </w:r>
     </w:p>
     <w:p>
@@ -18015,9 +18616,9 @@
           <w:rFonts w:cs="B Nazanin"/>
         </w:rPr>
       </w:pPr>
-      <w:bookmarkStart w:id="42" w:name="__RefHeading___Toc1236_4132671640"/>
-      <w:bookmarkStart w:id="43" w:name="_Toc165202173"/>
-      <w:bookmarkEnd w:id="42"/>
+      <w:bookmarkStart w:id="46" w:name="__RefHeading___Toc1236_4132671640"/>
+      <w:bookmarkStart w:id="47" w:name="_Toc165202173"/>
+      <w:bookmarkEnd w:id="46"/>
       <w:r>
         <w:rPr>
           <w:rFonts w:cs="B Nazanin"/>
@@ -18032,7 +18633,7 @@
         </w:rPr>
         <w:br/>
       </w:r>
-      <w:bookmarkEnd w:id="43"/>
+      <w:bookmarkEnd w:id="47"/>
       <w:r>
         <mc:AlternateContent>
           <mc:Choice Requires="wps">
@@ -18223,9 +18824,9 @@
           <w:lang w:bidi="fa-IR"/>
         </w:rPr>
       </w:pPr>
-      <w:bookmarkStart w:id="44" w:name="__RefHeading___Toc1238_4132671640"/>
-      <w:bookmarkStart w:id="45" w:name="_Toc165202174"/>
-      <w:bookmarkEnd w:id="44"/>
+      <w:bookmarkStart w:id="48" w:name="__RefHeading___Toc1238_4132671640"/>
+      <w:bookmarkStart w:id="49" w:name="_Toc165202174"/>
+      <w:bookmarkEnd w:id="48"/>
       <w:r>
         <w:rPr>
           <w:rFonts w:cs="B Nazanin"/>
@@ -18242,7 +18843,7 @@
         </w:rPr>
         <w:t>:</w:t>
       </w:r>
-      <w:bookmarkEnd w:id="45"/>
+      <w:bookmarkEnd w:id="49"/>
     </w:p>
     <w:p>
       <w:pPr>
@@ -18906,9 +19507,9 @@
           <w:lang w:bidi="fa-IR"/>
         </w:rPr>
       </w:pPr>
-      <w:bookmarkStart w:id="46" w:name="__RefHeading___Toc1240_4132671640"/>
-      <w:bookmarkStart w:id="47" w:name="_Toc165202175"/>
-      <w:bookmarkEnd w:id="46"/>
+      <w:bookmarkStart w:id="50" w:name="__RefHeading___Toc1240_4132671640"/>
+      <w:bookmarkStart w:id="51" w:name="_Toc165202175"/>
+      <w:bookmarkEnd w:id="50"/>
       <w:r>
         <w:rPr>
           <w:rFonts w:cs="B Nazanin"/>
@@ -18936,7 +19537,7 @@
         </w:rPr>
         <w:t>لیست برنامه‌ها</w:t>
       </w:r>
-      <w:bookmarkEnd w:id="47"/>
+      <w:bookmarkEnd w:id="51"/>
     </w:p>
     <w:p>
       <w:pPr>
@@ -19066,6 +19667,136 @@
         <w:tab/>
         <w:t>https://www.ncbi.nlm.nih.gov/books/NBK549803/figure/article-20969.image.f1/?report=objectonly</w:t>
       </w:r>
+    </w:p>
+  </w:endnote>
+  <w:endnote w:id="3">
+    <w:p>
+      <w:pPr>
+        <w:pStyle w:val="Endnote"/>
+        <w:rPr/>
+      </w:pPr>
+      <w:r>
+        <w:rPr>
+          <w:rStyle w:val="EndnoteCharacters"/>
+        </w:rPr>
+        <w:endnoteRef/>
+      </w:r>
+      <w:hyperlink r:id="rId1">
+        <w:r>
+          <w:rPr>
+            <w:rStyle w:val="InternetLink"/>
+            <w:rtl w:val="true"/>
+          </w:rPr>
+          <w:tab/>
+          <w:t>[</w:t>
+        </w:r>
+        <w:r>
+          <w:rPr>
+            <w:rStyle w:val="InternetLink"/>
+          </w:rPr>
+          <w:t>1</w:t>
+        </w:r>
+        <w:r>
+          <w:rPr>
+            <w:rStyle w:val="InternetLink"/>
+            <w:rtl w:val="true"/>
+          </w:rPr>
+          <w:t xml:space="preserve">] </w:t>
+        </w:r>
+        <w:r>
+          <w:rPr>
+            <w:rStyle w:val="InternetLink"/>
+          </w:rPr>
+          <w:t>S. Zhang, C. Lian, B. Xu, J. Zang, and Z. Zeng, “A token selection-based multi-scale dual-branch CNN-transformer network for 12-lead ECG signal classification,” Knowledge-Based Systems, vol. 280, Art. no. 111006, 2023, doi: 10.1016/j.knosys.2023.111006</w:t>
+        </w:r>
+        <w:r>
+          <w:rPr>
+            <w:rStyle w:val="InternetLink"/>
+            <w:rtl w:val="true"/>
+          </w:rPr>
+          <w:t>.</w:t>
+        </w:r>
+      </w:hyperlink>
+    </w:p>
+  </w:endnote>
+  <w:endnote w:id="4">
+    <w:p>
+      <w:pPr>
+        <w:pStyle w:val="Endnote"/>
+        <w:rPr/>
+      </w:pPr>
+      <w:r>
+        <w:rPr>
+          <w:rStyle w:val="EndnoteCharacters"/>
+        </w:rPr>
+        <w:endnoteRef/>
+      </w:r>
+      <w:hyperlink r:id="rId2">
+        <w:r>
+          <w:rPr>
+            <w:rStyle w:val="InternetLink"/>
+            <w:rtl w:val="true"/>
+          </w:rPr>
+          <w:tab/>
+          <w:t>[</w:t>
+        </w:r>
+        <w:r>
+          <w:rPr>
+            <w:rStyle w:val="InternetLink"/>
+          </w:rPr>
+          <w:t>2</w:t>
+        </w:r>
+        <w:r>
+          <w:rPr>
+            <w:rStyle w:val="InternetLink"/>
+            <w:rtl w:val="true"/>
+          </w:rPr>
+          <w:t xml:space="preserve">] </w:t>
+        </w:r>
+        <w:r>
+          <w:rPr>
+            <w:rStyle w:val="InternetLink"/>
+          </w:rPr>
+          <w:t>A. Vaswani, N. Shazeer, N. Parmar, J. Uszkoreit, L. Jones, A. N. Gomez, Ł. Kaiser, and I. Polosukhin, “Attention is all you need,” in Advances in Neural Information Processing Systems 30 (NeurIPS 2017), Long Beach, CA, USA, 2017, pp. 5998–6008</w:t>
+        </w:r>
+        <w:r>
+          <w:rPr>
+            <w:rStyle w:val="InternetLink"/>
+            <w:rtl w:val="true"/>
+          </w:rPr>
+          <w:t>.</w:t>
+        </w:r>
+      </w:hyperlink>
+    </w:p>
+  </w:endnote>
+  <w:endnote w:id="5">
+    <w:p>
+      <w:pPr>
+        <w:pStyle w:val="Endnote"/>
+        <w:rPr/>
+      </w:pPr>
+      <w:r>
+        <w:rPr>
+          <w:rStyle w:val="EndnoteCharacters"/>
+        </w:rPr>
+        <w:endnoteRef/>
+      </w:r>
+      <w:hyperlink r:id="rId3">
+        <w:r>
+          <w:rPr>
+            <w:rStyle w:val="InternetLink"/>
+          </w:rPr>
+          <w:tab/>
+          <w:t>A. Dosovitskiy, L. Beyer, A. Kolesnikov, D. Weissenborn, X. Zhai, T. Unterthiner, M. Dehghani, M. Minderer, G. Heigold, S. Gelly, J. Uszkoreit, N. Houlsby, “An image is worth 16×16 words: Transformers for image recognition at scale,” in Proc. Int. Conf. Learn. Representations (ICLR), 2021</w:t>
+        </w:r>
+        <w:r>
+          <w:rPr>
+            <w:rStyle w:val="InternetLink"/>
+            <w:rtl w:val="true"/>
+          </w:rPr>
+          <w:t>.</w:t>
+        </w:r>
+      </w:hyperlink>
     </w:p>
   </w:endnote>
 </w:endnotes>
@@ -19339,7 +20070,7 @@
               <wp:positionV relativeFrom="paragraph">
                 <wp:posOffset>635</wp:posOffset>
               </wp:positionV>
-              <wp:extent cx="305435" cy="273050"/>
+              <wp:extent cx="305435" cy="180340"/>
               <wp:effectExtent l="0" t="0" r="0" b="0"/>
               <wp:wrapSquare wrapText="bothSides"/>
               <wp:docPr id="6" name="Frame3"/>
@@ -19350,7 +20081,7 @@
                     <wps:spPr>
                       <a:xfrm>
                         <a:off x="0" y="0"/>
-                        <a:ext cx="305280" cy="272880"/>
+                        <a:ext cx="305280" cy="180360"/>
                       </a:xfrm>
                       <a:prstGeom prst="rect">
                         <a:avLst/>
@@ -19429,7 +20160,7 @@
         </mc:Choice>
         <mc:Fallback>
           <w:pict>
-            <v:rect id="shape_0" ID="Frame3" path="m0,0l-2147483645,0l-2147483645,-2147483646l0,-2147483646xe" stroked="f" o:allowincell="f" style="position:absolute;margin-left:200.5pt;margin-top:0.05pt;width:24pt;height:21.45pt;mso-wrap-style:square;v-text-anchor:top;mso-position-horizontal:center;mso-position-horizontal-relative:margin">
+            <v:rect id="shape_0" ID="Frame3" path="m0,0l-2147483645,0l-2147483645,-2147483646l0,-2147483646xe" stroked="f" o:allowincell="f" style="position:absolute;margin-left:200.5pt;margin-top:0.05pt;width:24pt;height:14.15pt;mso-wrap-style:square;v-text-anchor:top;mso-position-horizontal:center;mso-position-horizontal-relative:margin">
               <v:fill o:detectmouseclick="t" on="false"/>
               <v:stroke color="#3465a4" joinstyle="round" endcap="flat"/>
               <v:textbox>
@@ -19511,7 +20242,7 @@
       <mc:AlternateContent>
         <mc:Choice Requires="wps">
           <w:drawing>
-            <wp:anchor behindDoc="1" distT="0" distB="0" distL="0" distR="0" simplePos="0" locked="0" layoutInCell="0" allowOverlap="1" relativeHeight="8">
+            <wp:anchor behindDoc="1" distT="0" distB="0" distL="0" distR="0" simplePos="0" locked="0" layoutInCell="0" allowOverlap="1" relativeHeight="6">
               <wp:simplePos x="0" y="0"/>
               <wp:positionH relativeFrom="margin">
                 <wp:align>center</wp:align>
@@ -19519,7 +20250,7 @@
               <wp:positionV relativeFrom="paragraph">
                 <wp:posOffset>635</wp:posOffset>
               </wp:positionV>
-              <wp:extent cx="419735" cy="273050"/>
+              <wp:extent cx="419735" cy="180340"/>
               <wp:effectExtent l="0" t="0" r="0" b="0"/>
               <wp:wrapSquare wrapText="bothSides"/>
               <wp:docPr id="8" name="Frame12"/>
@@ -19530,7 +20261,7 @@
                     <wps:spPr>
                       <a:xfrm>
                         <a:off x="0" y="0"/>
-                        <a:ext cx="419760" cy="272880"/>
+                        <a:ext cx="419760" cy="180360"/>
                       </a:xfrm>
                       <a:prstGeom prst="rect">
                         <a:avLst/>
@@ -19609,7 +20340,7 @@
         </mc:Choice>
         <mc:Fallback>
           <w:pict>
-            <v:rect id="shape_0" ID="Frame12" path="m0,0l-2147483645,0l-2147483645,-2147483646l0,-2147483646xe" stroked="f" o:allowincell="f" style="position:absolute;margin-left:196pt;margin-top:0.05pt;width:33pt;height:21.45pt;mso-wrap-style:square;v-text-anchor:top;mso-position-horizontal:center;mso-position-horizontal-relative:margin">
+            <v:rect id="shape_0" ID="Frame12" path="m0,0l-2147483645,0l-2147483645,-2147483646l0,-2147483646xe" stroked="f" o:allowincell="f" style="position:absolute;margin-left:196pt;margin-top:0.05pt;width:33pt;height:14.15pt;mso-wrap-style:square;v-text-anchor:top;mso-position-horizontal:center;mso-position-horizontal-relative:margin">
               <v:fill o:detectmouseclick="t" on="false"/>
               <v:stroke color="#3465a4" joinstyle="round" endcap="flat"/>
               <v:textbox>
@@ -19691,7 +20422,7 @@
       <mc:AlternateContent>
         <mc:Choice Requires="wps">
           <w:drawing>
-            <wp:anchor behindDoc="1" distT="0" distB="0" distL="0" distR="0" simplePos="0" locked="0" layoutInCell="0" allowOverlap="1" relativeHeight="14">
+            <wp:anchor behindDoc="1" distT="0" distB="0" distL="0" distR="0" simplePos="0" locked="0" layoutInCell="0" allowOverlap="1" relativeHeight="12">
               <wp:simplePos x="0" y="0"/>
               <wp:positionH relativeFrom="margin">
                 <wp:align>center</wp:align>
@@ -19699,7 +20430,7 @@
               <wp:positionV relativeFrom="paragraph">
                 <wp:posOffset>635</wp:posOffset>
               </wp:positionV>
-              <wp:extent cx="419735" cy="273050"/>
+              <wp:extent cx="419735" cy="180340"/>
               <wp:effectExtent l="0" t="0" r="0" b="0"/>
               <wp:wrapSquare wrapText="bothSides"/>
               <wp:docPr id="10" name="Frame13"/>
@@ -19710,7 +20441,7 @@
                     <wps:spPr>
                       <a:xfrm>
                         <a:off x="0" y="0"/>
-                        <a:ext cx="419760" cy="272880"/>
+                        <a:ext cx="419760" cy="180360"/>
                       </a:xfrm>
                       <a:prstGeom prst="rect">
                         <a:avLst/>
@@ -19789,7 +20520,7 @@
         </mc:Choice>
         <mc:Fallback>
           <w:pict>
-            <v:rect id="shape_0" ID="Frame13" path="m0,0l-2147483645,0l-2147483645,-2147483646l0,-2147483646xe" stroked="f" o:allowincell="f" style="position:absolute;margin-left:196pt;margin-top:0.05pt;width:33pt;height:21.45pt;mso-wrap-style:square;v-text-anchor:top;mso-position-horizontal:center;mso-position-horizontal-relative:margin">
+            <v:rect id="shape_0" ID="Frame13" path="m0,0l-2147483645,0l-2147483645,-2147483646l0,-2147483646xe" stroked="f" o:allowincell="f" style="position:absolute;margin-left:196pt;margin-top:0.05pt;width:33pt;height:14.15pt;mso-wrap-style:square;v-text-anchor:top;mso-position-horizontal:center;mso-position-horizontal-relative:margin">
               <v:fill o:detectmouseclick="t" on="false"/>
               <v:stroke color="#3465a4" joinstyle="round" endcap="flat"/>
               <v:textbox>
@@ -19880,7 +20611,7 @@
               <wp:positionV relativeFrom="paragraph">
                 <wp:posOffset>635</wp:posOffset>
               </wp:positionV>
-              <wp:extent cx="419735" cy="273050"/>
+              <wp:extent cx="419735" cy="180340"/>
               <wp:effectExtent l="0" t="0" r="0" b="0"/>
               <wp:wrapSquare wrapText="bothSides"/>
               <wp:docPr id="12" name="Frame4"/>
@@ -19891,7 +20622,7 @@
                     <wps:spPr>
                       <a:xfrm>
                         <a:off x="0" y="0"/>
-                        <a:ext cx="419760" cy="272880"/>
+                        <a:ext cx="419760" cy="180360"/>
                       </a:xfrm>
                       <a:prstGeom prst="rect">
                         <a:avLst/>
@@ -19970,7 +20701,7 @@
         </mc:Choice>
         <mc:Fallback>
           <w:pict>
-            <v:rect id="shape_0" ID="Frame4" path="m0,0l-2147483645,0l-2147483645,-2147483646l0,-2147483646xe" stroked="f" o:allowincell="f" style="position:absolute;margin-left:196pt;margin-top:0.05pt;width:33pt;height:21.45pt;mso-wrap-style:square;v-text-anchor:top;mso-position-horizontal:center;mso-position-horizontal-relative:margin">
+            <v:rect id="shape_0" ID="Frame4" path="m0,0l-2147483645,0l-2147483645,-2147483646l0,-2147483646xe" stroked="f" o:allowincell="f" style="position:absolute;margin-left:196pt;margin-top:0.05pt;width:33pt;height:14.15pt;mso-wrap-style:square;v-text-anchor:top;mso-position-horizontal:center;mso-position-horizontal-relative:margin">
               <v:fill o:detectmouseclick="t" on="false"/>
               <v:stroke color="#3465a4" joinstyle="round" endcap="flat"/>
               <v:textbox>
@@ -20278,7 +21009,7 @@
       <mc:AlternateContent>
         <mc:Choice Requires="wps">
           <w:drawing>
-            <wp:anchor behindDoc="1" distT="0" distB="635" distL="0" distR="0" simplePos="0" locked="0" layoutInCell="0" allowOverlap="1" relativeHeight="36">
+            <wp:anchor behindDoc="1" distT="0" distB="0" distL="0" distR="0" simplePos="0" locked="0" layoutInCell="0" allowOverlap="1" relativeHeight="36">
               <wp:simplePos x="0" y="0"/>
               <wp:positionH relativeFrom="page">
                 <wp:posOffset>901065</wp:posOffset>
@@ -20286,7 +21017,7 @@
               <wp:positionV relativeFrom="paragraph">
                 <wp:posOffset>725170</wp:posOffset>
               </wp:positionV>
-              <wp:extent cx="349885" cy="601980"/>
+              <wp:extent cx="349885" cy="398145"/>
               <wp:effectExtent l="0" t="0" r="0" b="0"/>
               <wp:wrapSquare wrapText="bothSides"/>
               <wp:docPr id="24" name="Frame9"/>
@@ -20297,7 +21028,7 @@
                     <wps:spPr>
                       <a:xfrm>
                         <a:off x="0" y="0"/>
-                        <a:ext cx="349920" cy="601920"/>
+                        <a:ext cx="349920" cy="398160"/>
                       </a:xfrm>
                       <a:prstGeom prst="rect">
                         <a:avLst/>
@@ -20376,7 +21107,7 @@
         </mc:Choice>
         <mc:Fallback>
           <w:pict>
-            <v:rect id="shape_0" ID="Frame9" path="m0,0l-2147483645,0l-2147483645,-2147483646l0,-2147483646xe" stroked="f" o:allowincell="f" style="position:absolute;margin-left:70.95pt;margin-top:57.1pt;width:27.5pt;height:47.35pt;mso-wrap-style:square;v-text-anchor:top;mso-position-horizontal-relative:page">
+            <v:rect id="shape_0" ID="Frame9" path="m0,0l-2147483645,0l-2147483645,-2147483646l0,-2147483646xe" stroked="f" o:allowincell="f" style="position:absolute;margin-left:70.95pt;margin-top:57.1pt;width:27.5pt;height:31.3pt;mso-wrap-style:square;v-text-anchor:top;mso-position-horizontal-relative:page">
               <v:fill o:detectmouseclick="t" on="false"/>
               <v:stroke color="#3465a4" joinstyle="round" endcap="flat"/>
               <v:textbox>
@@ -20460,7 +21191,7 @@
       <mc:AlternateContent>
         <mc:Choice Requires="wps">
           <w:drawing>
-            <wp:anchor behindDoc="1" distT="0" distB="635" distL="0" distR="0" simplePos="0" locked="0" layoutInCell="0" allowOverlap="1" relativeHeight="30">
+            <wp:anchor behindDoc="1" distT="0" distB="0" distL="0" distR="0" simplePos="0" locked="0" layoutInCell="0" allowOverlap="1" relativeHeight="30">
               <wp:simplePos x="0" y="0"/>
               <wp:positionH relativeFrom="page">
                 <wp:posOffset>901065</wp:posOffset>
@@ -20468,7 +21199,7 @@
               <wp:positionV relativeFrom="paragraph">
                 <wp:posOffset>725170</wp:posOffset>
               </wp:positionV>
-              <wp:extent cx="365760" cy="601980"/>
+              <wp:extent cx="365760" cy="398145"/>
               <wp:effectExtent l="0" t="0" r="0" b="0"/>
               <wp:wrapSquare wrapText="bothSides"/>
               <wp:docPr id="28" name="Frame15"/>
@@ -20479,7 +21210,7 @@
                     <wps:spPr>
                       <a:xfrm>
                         <a:off x="0" y="0"/>
-                        <a:ext cx="365760" cy="601920"/>
+                        <a:ext cx="365760" cy="398160"/>
                       </a:xfrm>
                       <a:prstGeom prst="rect">
                         <a:avLst/>
@@ -20558,7 +21289,7 @@
         </mc:Choice>
         <mc:Fallback>
           <w:pict>
-            <v:rect id="shape_0" ID="Frame15" path="m0,0l-2147483645,0l-2147483645,-2147483646l0,-2147483646xe" stroked="f" o:allowincell="f" style="position:absolute;margin-left:70.95pt;margin-top:57.1pt;width:28.75pt;height:47.35pt;mso-wrap-style:square;v-text-anchor:top;mso-position-horizontal-relative:page">
+            <v:rect id="shape_0" ID="Frame15" path="m0,0l-2147483645,0l-2147483645,-2147483646l0,-2147483646xe" stroked="f" o:allowincell="f" style="position:absolute;margin-left:70.95pt;margin-top:57.1pt;width:28.75pt;height:31.3pt;mso-wrap-style:square;v-text-anchor:top;mso-position-horizontal-relative:page">
               <v:fill o:detectmouseclick="t" on="false"/>
               <v:stroke color="#3465a4" joinstyle="round" endcap="flat"/>
               <v:textbox>
@@ -20642,7 +21373,7 @@
       <mc:AlternateContent>
         <mc:Choice Requires="wps">
           <w:drawing>
-            <wp:anchor behindDoc="1" distT="0" distB="635" distL="0" distR="0" simplePos="0" locked="0" layoutInCell="0" allowOverlap="1" relativeHeight="32">
+            <wp:anchor behindDoc="1" distT="0" distB="0" distL="0" distR="0" simplePos="0" locked="0" layoutInCell="0" allowOverlap="1" relativeHeight="32">
               <wp:simplePos x="0" y="0"/>
               <wp:positionH relativeFrom="page">
                 <wp:posOffset>901065</wp:posOffset>
@@ -20650,7 +21381,7 @@
               <wp:positionV relativeFrom="paragraph">
                 <wp:posOffset>725170</wp:posOffset>
               </wp:positionV>
-              <wp:extent cx="373380" cy="601980"/>
+              <wp:extent cx="373380" cy="398145"/>
               <wp:effectExtent l="0" t="0" r="0" b="0"/>
               <wp:wrapSquare wrapText="bothSides"/>
               <wp:docPr id="32" name="Frame16"/>
@@ -20661,7 +21392,7 @@
                     <wps:spPr>
                       <a:xfrm>
                         <a:off x="0" y="0"/>
-                        <a:ext cx="373320" cy="601920"/>
+                        <a:ext cx="373320" cy="398160"/>
                       </a:xfrm>
                       <a:prstGeom prst="rect">
                         <a:avLst/>
@@ -20740,7 +21471,7 @@
         </mc:Choice>
         <mc:Fallback>
           <w:pict>
-            <v:rect id="shape_0" ID="Frame16" path="m0,0l-2147483645,0l-2147483645,-2147483646l0,-2147483646xe" stroked="f" o:allowincell="f" style="position:absolute;margin-left:70.95pt;margin-top:57.1pt;width:29.35pt;height:47.35pt;mso-wrap-style:square;v-text-anchor:top;mso-position-horizontal-relative:page">
+            <v:rect id="shape_0" ID="Frame16" path="m0,0l-2147483645,0l-2147483645,-2147483646l0,-2147483646xe" stroked="f" o:allowincell="f" style="position:absolute;margin-left:70.95pt;margin-top:57.1pt;width:29.35pt;height:31.3pt;mso-wrap-style:square;v-text-anchor:top;mso-position-horizontal-relative:page">
               <v:fill o:detectmouseclick="t" on="false"/>
               <v:stroke color="#3465a4" joinstyle="round" endcap="flat"/>
               <v:textbox>
@@ -21143,7 +21874,7 @@
       <mc:AlternateContent>
         <mc:Choice Requires="wps">
           <w:drawing>
-            <wp:anchor behindDoc="1" distT="0" distB="635" distL="0" distR="0" simplePos="0" locked="0" layoutInCell="0" allowOverlap="1" relativeHeight="28">
+            <wp:anchor behindDoc="1" distT="0" distB="0" distL="0" distR="0" simplePos="0" locked="0" layoutInCell="0" allowOverlap="1" relativeHeight="24">
               <wp:simplePos x="0" y="0"/>
               <wp:positionH relativeFrom="page">
                 <wp:posOffset>901065</wp:posOffset>
@@ -21151,7 +21882,7 @@
               <wp:positionV relativeFrom="paragraph">
                 <wp:posOffset>725170</wp:posOffset>
               </wp:positionV>
-              <wp:extent cx="365125" cy="601980"/>
+              <wp:extent cx="365125" cy="398145"/>
               <wp:effectExtent l="0" t="0" r="0" b="0"/>
               <wp:wrapSquare wrapText="bothSides"/>
               <wp:docPr id="20" name="Frame14"/>
@@ -21162,7 +21893,7 @@
                     <wps:spPr>
                       <a:xfrm>
                         <a:off x="0" y="0"/>
-                        <a:ext cx="365040" cy="601920"/>
+                        <a:ext cx="365040" cy="398160"/>
                       </a:xfrm>
                       <a:prstGeom prst="rect">
                         <a:avLst/>
@@ -21241,7 +21972,7 @@
         </mc:Choice>
         <mc:Fallback>
           <w:pict>
-            <v:rect id="shape_0" ID="Frame14" path="m0,0l-2147483645,0l-2147483645,-2147483646l0,-2147483646xe" stroked="f" o:allowincell="f" style="position:absolute;margin-left:70.95pt;margin-top:57.1pt;width:28.7pt;height:47.35pt;mso-wrap-style:square;v-text-anchor:top;mso-position-horizontal-relative:page">
+            <v:rect id="shape_0" ID="Frame14" path="m0,0l-2147483645,0l-2147483645,-2147483646l0,-2147483646xe" stroked="f" o:allowincell="f" style="position:absolute;margin-left:70.95pt;margin-top:57.1pt;width:28.7pt;height:31.3pt;mso-wrap-style:square;v-text-anchor:top;mso-position-horizontal-relative:page">
               <v:fill o:detectmouseclick="t" on="false"/>
               <v:stroke color="#3465a4" joinstyle="round" endcap="flat"/>
               <v:textbox>
@@ -22720,7 +23451,7 @@
       <w:tabs>
         <w:tab w:val="clear" w:pos="2204"/>
       </w:tabs>
-      <w:overflowPunct w:val="false"/>
+      <w:overflowPunct w:val="true"/>
       <w:bidi w:val="0"/>
       <w:spacing w:lineRule="auto" w:line="240" w:before="120" w:after="240"/>
       <w:ind w:hanging="0"/>
